--- a/docs/项目任务书.docx
+++ b/docs/项目任务书.docx
@@ -29,24 +29,7 @@
           <w:szCs w:val="20"/>
           <w:lang w:val="en-US" w:eastAsia="zh-CN"/>
         </w:rPr>
-        <w:t>地方志&amp;非遗文化</w:t>
-      </w:r>
-      <w:r>
-        <w:rPr>
-          <w:rFonts w:hint="eastAsia" w:ascii="微软雅黑" w:hAnsi="微软雅黑" w:eastAsia="微软雅黑"/>
-          <w:sz w:val="36"/>
-          <w:szCs w:val="20"/>
-        </w:rPr>
-        <w:t>”</w:t>
-      </w:r>
-      <w:r>
-        <w:rPr>
-          <w:rFonts w:hint="eastAsia" w:ascii="微软雅黑" w:hAnsi="微软雅黑" w:eastAsia="微软雅黑"/>
-          <w:sz w:val="36"/>
-          <w:szCs w:val="20"/>
-          <w:lang w:val="en-US" w:eastAsia="zh-CN"/>
-        </w:rPr>
-        <w:t>数字生命互动引擎</w:t>
+        <w:t>地方志&amp;非遗文化“数字生命互动引擎</w:t>
       </w:r>
       <w:r>
         <w:rPr>
@@ -1038,8 +1021,6 @@
         </w:rPr>
         <w:t>业务主后端：Node.js下的NestJS和Express</w:t>
       </w:r>
-      <w:bookmarkStart w:id="0" w:name="_GoBack"/>
-      <w:bookmarkEnd w:id="0"/>
     </w:p>
     <w:p>
       <w:pPr>
@@ -2341,7 +2322,7 @@
           <w:szCs w:val="24"/>
           <w:lang w:val="en-US" w:eastAsia="zh-CN"/>
         </w:rPr>
-        <w:t>张勋：在部署方面有丰富的经验，能对完成的项目在云服务器上进行调试部署，</w:t>
+        <w:t>张劲：在部署方面有丰富的经验，能对完成的项目在云服务器上进行调试部署，</w:t>
       </w:r>
       <w:r>
         <w:rPr>
@@ -2385,78 +2366,81 @@
         <w:t>参考文献</w:t>
       </w:r>
     </w:p>
-    <w:p/>
+    <w:p>
+      <w:pPr>
+        <w:numPr>
+          <w:ilvl w:val="0"/>
+          <w:numId w:val="8"/>
+        </w:numPr>
+        <w:ind w:firstLine="420" w:firstLineChars="0"/>
+        <w:rPr>
+          <w:rFonts w:hint="eastAsia"/>
+          <w:lang w:val="en-US" w:eastAsia="zh-CN"/>
+        </w:rPr>
+      </w:pPr>
+      <w:r>
+        <w:rPr>
+          <w:rFonts w:hint="eastAsia"/>
+          <w:lang w:val="en-US" w:eastAsia="zh-CN"/>
+        </w:rPr>
+        <w:t>人民网.徐君康</w:t>
+      </w:r>
+      <w:bookmarkStart w:id="0" w:name="_GoBack"/>
+      <w:bookmarkEnd w:id="0"/>
+      <w:r>
+        <w:rPr>
+          <w:rFonts w:hint="eastAsia"/>
+          <w:lang w:val="en-US" w:eastAsia="zh-CN"/>
+        </w:rPr>
+        <w:t>.新媒体时代非遗传承传播问题探析</w:t>
+      </w:r>
+    </w:p>
+    <w:p>
+      <w:pPr>
+        <w:numPr>
+          <w:ilvl w:val="0"/>
+          <w:numId w:val="8"/>
+        </w:numPr>
+        <w:ind w:firstLine="420" w:firstLineChars="0"/>
+        <w:rPr>
+          <w:rFonts w:hint="default"/>
+          <w:lang w:val="en-US" w:eastAsia="zh-CN"/>
+        </w:rPr>
+      </w:pPr>
+      <w:r>
+        <w:rPr>
+          <w:rFonts w:hint="eastAsia"/>
+          <w:lang w:val="en-US" w:eastAsia="zh-CN"/>
+        </w:rPr>
+        <w:t>人民网.黄永林.为非遗传承发展贡献青年力量</w:t>
+      </w:r>
+    </w:p>
+    <w:p>
+      <w:pPr>
+        <w:numPr>
+          <w:ilvl w:val="0"/>
+          <w:numId w:val="8"/>
+        </w:numPr>
+        <w:ind w:firstLine="420" w:firstLineChars="0"/>
+        <w:rPr>
+          <w:rFonts w:hint="default"/>
+          <w:lang w:val="en-US" w:eastAsia="zh-CN"/>
+        </w:rPr>
+      </w:pPr>
+      <w:r>
+        <w:rPr>
+          <w:rFonts w:hint="eastAsia"/>
+          <w:lang w:val="en-US" w:eastAsia="zh-CN"/>
+        </w:rPr>
+        <w:t>中华非物质文化遗产网.薛可 龙靖宜.消弭数字鸿沟：中国非物质文化遗产数字传播新思考</w:t>
+      </w:r>
+    </w:p>
     <w:p>
       <w:pPr>
         <w:rPr>
           <w:color w:val="FF0000"/>
         </w:rPr>
       </w:pPr>
-      <w:r>
-        <w:rPr>
-          <w:rFonts w:hint="eastAsia"/>
-          <w:color w:val="FF0000"/>
-        </w:rPr>
-        <w:t>DDL：2</w:t>
-      </w:r>
-      <w:r>
-        <w:rPr>
-          <w:color w:val="FF0000"/>
-        </w:rPr>
-        <w:t>026</w:t>
-      </w:r>
-      <w:r>
-        <w:rPr>
-          <w:rFonts w:hint="eastAsia"/>
-          <w:color w:val="FF0000"/>
-        </w:rPr>
-        <w:t>年</w:t>
-      </w:r>
-      <w:r>
-        <w:rPr>
-          <w:color w:val="FF0000"/>
-        </w:rPr>
-        <w:t>3</w:t>
-      </w:r>
-      <w:r>
-        <w:rPr>
-          <w:rFonts w:hint="eastAsia"/>
-          <w:color w:val="FF0000"/>
-        </w:rPr>
-        <w:t>月2</w:t>
-      </w:r>
-      <w:r>
-        <w:rPr>
-          <w:color w:val="FF0000"/>
-        </w:rPr>
-        <w:t>6</w:t>
-      </w:r>
-      <w:r>
-        <w:rPr>
-          <w:rFonts w:hint="eastAsia"/>
-          <w:color w:val="FF0000"/>
-        </w:rPr>
-        <w:t>日1</w:t>
-      </w:r>
-      <w:r>
-        <w:rPr>
-          <w:color w:val="FF0000"/>
-        </w:rPr>
-        <w:t>2</w:t>
-      </w:r>
-      <w:r>
-        <w:rPr>
-          <w:rFonts w:hint="eastAsia"/>
-          <w:color w:val="FF0000"/>
-        </w:rPr>
-        <w:t>：0</w:t>
-      </w:r>
-      <w:r>
-        <w:rPr>
-          <w:color w:val="FF0000"/>
-        </w:rPr>
-        <w:t>0</w:t>
-      </w:r>
     </w:p>
     <w:sectPr>
       <w:pgSz w:w="11906" w:h="16838"/>
@@ -2566,6 +2550,22 @@
     </w:lvl>
   </w:abstractNum>
   <w:abstractNum w:abstractNumId="6">
+    <w:nsid w:val="72A1361E"/>
+    <w:multiLevelType w:val="singleLevel"/>
+    <w:tmpl w:val="72A1361E"/>
+    <w:lvl w:ilvl="0" w:tentative="0">
+      <w:start w:val="1"/>
+      <w:numFmt w:val="decimal"/>
+      <w:lvlText w:val="[%1]"/>
+      <w:lvlJc w:val="left"/>
+      <w:pPr>
+        <w:tabs>
+          <w:tab w:val="left" w:pos="312"/>
+        </w:tabs>
+      </w:pPr>
+    </w:lvl>
+  </w:abstractNum>
+  <w:abstractNum w:abstractNumId="7">
     <w:nsid w:val="7A01DE5A"/>
     <w:multiLevelType w:val="singleLevel"/>
     <w:tmpl w:val="7A01DE5A"/>
@@ -2586,7 +2586,7 @@
     <w:abstractNumId w:val="5"/>
   </w:num>
   <w:num w:numId="2">
-    <w:abstractNumId w:val="6"/>
+    <w:abstractNumId w:val="7"/>
   </w:num>
   <w:num w:numId="3">
     <w:abstractNumId w:val="4"/>
@@ -2602,6 +2602,9 @@
   </w:num>
   <w:num w:numId="7">
     <w:abstractNumId w:val="0"/>
+  </w:num>
+  <w:num w:numId="8">
+    <w:abstractNumId w:val="6"/>
   </w:num>
 </w:numbering>
 </file>
@@ -2720,7 +2723,7 @@
     <w:lsdException w:uiPriority="99" w:name="HTML Sample"/>
     <w:lsdException w:uiPriority="99" w:name="HTML Typewriter"/>
     <w:lsdException w:uiPriority="99" w:name="HTML Variable"/>
-    <w:lsdException w:uiPriority="99" w:name="Normal Table"/>
+    <w:lsdException w:qFormat="1" w:uiPriority="99" w:name="Normal Table"/>
     <w:lsdException w:qFormat="1" w:uiPriority="99" w:semiHidden="0" w:name="annotation subject"/>
     <w:lsdException w:uiPriority="99" w:name="Table Simple 1"/>
     <w:lsdException w:uiPriority="99" w:name="Table Simple 2"/>
@@ -2954,6 +2957,7 @@
     <w:name w:val="Normal Table"/>
     <w:semiHidden/>
     <w:unhideWhenUsed/>
+    <w:qFormat/>
     <w:uiPriority w:val="99"/>
     <w:tblPr>
       <w:tblCellMar>
